--- a/rapports/2026-06-06/EQ1/EQ1_enq3_v2/DR_011301220059/64-15-01-84.docx
+++ b/rapports/2026-06-06/EQ1/EQ1_enq3_v2/DR_011301220059/64-15-01-84.docx
@@ -297,7 +297,7 @@
           <w:color w:val="1F6FEB"/>
           <w:sz w:val="22"/>
         </w:rPr>
-        <w:t>⚠ INCOHÉRENCES À CORRIGER (81)</w:t>
+        <w:t>⚠ INCOHÉRENCES À CORRIGER (78)</w:t>
       </w:r>
     </w:p>
     <w:tbl>
@@ -1894,7 +1894,7 @@
                 <w:color w:val="16A34A"/>
                 <w:sz w:val="16"/>
               </w:rPr>
-              <w:t>—</w:t>
+              <w:t>s02q33, s01q00b</w:t>
             </w:r>
           </w:p>
         </w:tc>
@@ -1925,7 +1925,7 @@
                 <w:i w:val="0"/>
                 <w:sz w:val="17"/>
               </w:rPr>
-              <w:t>Incohérence!!! seulement les écoles privées paient les frais de scolarité (y compris les frais d'inscription).</w:t>
+              <w:t>Incoherent!!! La dernière fois que Alpha Diallo a  fréquenté l'école est 9999.</w:t>
             </w:r>
           </w:p>
         </w:tc>
@@ -2015,7 +2015,7 @@
                 <w:i w:val="0"/>
                 <w:sz w:val="17"/>
               </w:rPr>
-              <w:t>Incoherent!!! La dernière fois que Alpha Diallo a  fréquenté l'école est 9999.</w:t>
+              <w:t>Incoherent!!! La dernière fois que Thierno Diallo a  fréquenté l'école est 9999.</w:t>
             </w:r>
           </w:p>
         </w:tc>
@@ -2074,7 +2074,7 @@
                 <w:color w:val="16A34A"/>
                 <w:sz w:val="16"/>
               </w:rPr>
-              <w:t>s02q33, s01q00b</w:t>
+              <w:t>—</w:t>
             </w:r>
           </w:p>
         </w:tc>
@@ -2105,7 +2105,7 @@
                 <w:i w:val="0"/>
                 <w:sz w:val="17"/>
               </w:rPr>
-              <w:t>Incoherent!!! La dernière fois que Thierno Diallo a  fréquenté l'école est 9999.</w:t>
+              <w:t>Incohérent!! Le niveau d'instruction déclaré par l'un des enfants () au niveau de la section 1 de Coumba Diouf diffère de celui donné par Coumba Diouf lui-même qui affirme ne pas avoir frequenté l'école formelle.</w:t>
             </w:r>
           </w:p>
         </w:tc>
@@ -2164,7 +2164,7 @@
                 <w:color w:val="16A34A"/>
                 <w:sz w:val="16"/>
               </w:rPr>
-              <w:t>—</w:t>
+              <w:t>s01q32, s01q36, s01q38, s04q37_modif, s02q33, s02q34, s01q00b</w:t>
             </w:r>
           </w:p>
         </w:tc>
@@ -2195,7 +2195,7 @@
                 <w:i w:val="0"/>
                 <w:sz w:val="17"/>
               </w:rPr>
-              <w:t>Incohérent!! Le niveau d'instruction déclaré par l'un des enfants () au niveau de la section 1 de Coumba Diouf diffère de celui donné par Coumba Diouf lui-même qui affirme ne pas avoir frequenté l'école formelle.</w:t>
+              <w:t>Peu probable!!! Vu l'âge (22 ans) de Ami Diallo ou l'année à laquelle Ami Diallo a fréquenté l'école pour la dernière fois (2024) le dernier diplome de Ami Diallo ne peut être le Certificat d'études primaires (CEP), prière de corriger cette incohérence ou confirmer avec le QG.</w:t>
             </w:r>
           </w:p>
         </w:tc>
@@ -2228,6 +2228,1176 @@
                 <w:i w:val="0"/>
                 <w:sz w:val="16"/>
               </w:rPr>
+              <w:t>S11</w:t>
+              <w:br/>
+            </w:r>
+            <w:r>
+              <w:rPr>
+                <w:b w:val="0"/>
+                <w:i w:val="0"/>
+                <w:color w:val="64748B"/>
+                <w:sz w:val="14"/>
+              </w:rPr>
+              <w:t>Logement / cadre de vie</w:t>
+            </w:r>
+          </w:p>
+        </w:tc>
+        <w:tc>
+          <w:tcPr>
+            <w:tcW w:type="dxa" w:w="1531"/>
+          </w:tcPr>
+          <w:p>
+            <w:r>
+              <w:rPr>
+                <w:b/>
+                <w:i w:val="0"/>
+                <w:color w:val="16A34A"/>
+                <w:sz w:val="16"/>
+              </w:rPr>
+              <w:t>s01q00_0, s00q04, s03q38, s04q21, s04q51, s04q51_unite, s04q44, s04q65</w:t>
+            </w:r>
+          </w:p>
+        </w:tc>
+        <w:tc>
+          <w:tcPr>
+            <w:tcW w:type="dxa" w:w="1191"/>
+          </w:tcPr>
+          <w:p>
+            <w:r>
+              <w:rPr>
+                <w:b w:val="0"/>
+                <w:i w:val="0"/>
+                <w:color w:val="64748B"/>
+                <w:sz w:val="16"/>
+              </w:rPr>
+              <w:t>GT-CQ</w:t>
+            </w:r>
+          </w:p>
+        </w:tc>
+        <w:tc>
+          <w:tcPr>
+            <w:tcW w:type="dxa" w:w="4706"/>
+          </w:tcPr>
+          <w:p>
+            <w:r>
+              <w:rPr>
+                <w:b w:val="0"/>
+                <w:i w:val="0"/>
+                <w:sz w:val="17"/>
+              </w:rPr>
+              <w:t>Avertissement!! le montant de la dernière  facture du dernier mois pour chaine de télévision par câble, satellite, TNTest 35000 FCFA semble incoherent, prière de corriger ou confirmer avec le QG.</w:t>
+            </w:r>
+          </w:p>
+        </w:tc>
+      </w:tr>
+      <w:tr>
+        <w:tc>
+          <w:tcPr>
+            <w:tcW w:type="dxa" w:w="964"/>
+          </w:tcPr>
+          <w:p>
+            <w:r>
+              <w:rPr>
+                <w:b/>
+                <w:i w:val="0"/>
+                <w:color w:val="DC2626"/>
+                <w:sz w:val="16"/>
+              </w:rPr>
+              <w:t>Haute</w:t>
+            </w:r>
+          </w:p>
+        </w:tc>
+        <w:tc>
+          <w:tcPr>
+            <w:tcW w:type="dxa" w:w="1247"/>
+          </w:tcPr>
+          <w:p>
+            <w:r>
+              <w:rPr>
+                <w:b/>
+                <w:i w:val="0"/>
+                <w:sz w:val="16"/>
+              </w:rPr>
+              <w:t>S20</w:t>
+              <w:br/>
+            </w:r>
+            <w:r>
+              <w:rPr>
+                <w:b w:val="0"/>
+                <w:i w:val="0"/>
+                <w:color w:val="64748B"/>
+                <w:sz w:val="14"/>
+              </w:rPr>
+              <w:t>Gouvernance / autres</w:t>
+            </w:r>
+          </w:p>
+        </w:tc>
+        <w:tc>
+          <w:tcPr>
+            <w:tcW w:type="dxa" w:w="1531"/>
+          </w:tcPr>
+          <w:p>
+            <w:r>
+              <w:rPr>
+                <w:b/>
+                <w:i w:val="0"/>
+                <w:color w:val="16A34A"/>
+                <w:sz w:val="16"/>
+              </w:rPr>
+              <w:t>—</w:t>
+            </w:r>
+          </w:p>
+        </w:tc>
+        <w:tc>
+          <w:tcPr>
+            <w:tcW w:type="dxa" w:w="1191"/>
+          </w:tcPr>
+          <w:p>
+            <w:r>
+              <w:rPr>
+                <w:b w:val="0"/>
+                <w:i w:val="0"/>
+                <w:color w:val="64748B"/>
+                <w:sz w:val="16"/>
+              </w:rPr>
+              <w:t>GT-CQ</w:t>
+            </w:r>
+          </w:p>
+        </w:tc>
+        <w:tc>
+          <w:tcPr>
+            <w:tcW w:type="dxa" w:w="4706"/>
+          </w:tcPr>
+          <w:p>
+            <w:r>
+              <w:rPr>
+                <w:b w:val="0"/>
+                <w:i w:val="0"/>
+                <w:sz w:val="17"/>
+              </w:rPr>
+              <w:t>Incohérence détectée ! Le ménage a précédemment déclaré vivre « Bien » ou « Assez bien » selon son revenu en 20A.02.</w:t>
+            </w:r>
+          </w:p>
+        </w:tc>
+      </w:tr>
+      <w:tr>
+        <w:tc>
+          <w:tcPr>
+            <w:tcW w:type="dxa" w:w="964"/>
+          </w:tcPr>
+          <w:p>
+            <w:r>
+              <w:rPr>
+                <w:b/>
+                <w:i w:val="0"/>
+                <w:color w:val="EA580C"/>
+                <w:sz w:val="16"/>
+              </w:rPr>
+              <w:t>Moyenne</w:t>
+            </w:r>
+          </w:p>
+        </w:tc>
+        <w:tc>
+          <w:tcPr>
+            <w:tcW w:type="dxa" w:w="1247"/>
+          </w:tcPr>
+          <w:p>
+            <w:r>
+              <w:rPr>
+                <w:b/>
+                <w:i w:val="0"/>
+                <w:sz w:val="16"/>
+              </w:rPr>
+              <w:t>S00</w:t>
+              <w:br/>
+            </w:r>
+            <w:r>
+              <w:rPr>
+                <w:b w:val="0"/>
+                <w:i w:val="0"/>
+                <w:color w:val="64748B"/>
+                <w:sz w:val="14"/>
+              </w:rPr>
+              <w:t>Identification</w:t>
+            </w:r>
+          </w:p>
+        </w:tc>
+        <w:tc>
+          <w:tcPr>
+            <w:tcW w:type="dxa" w:w="1531"/>
+          </w:tcPr>
+          <w:p>
+            <w:r>
+              <w:rPr>
+                <w:b/>
+                <w:i w:val="0"/>
+                <w:color w:val="16A34A"/>
+                <w:sz w:val="16"/>
+              </w:rPr>
+              <w:t>s00q07a, s00q08, s00q10, s00q13_0, s00q15_0, s00q17_0, s00q23a, s00q23b</w:t>
+            </w:r>
+          </w:p>
+        </w:tc>
+        <w:tc>
+          <w:tcPr>
+            <w:tcW w:type="dxa" w:w="1191"/>
+          </w:tcPr>
+          <w:p>
+            <w:r>
+              <w:rPr>
+                <w:b w:val="0"/>
+                <w:i w:val="0"/>
+                <w:color w:val="64748B"/>
+                <w:sz w:val="16"/>
+              </w:rPr>
+              <w:t>GT-CQ</w:t>
+            </w:r>
+          </w:p>
+        </w:tc>
+        <w:tc>
+          <w:tcPr>
+            <w:tcW w:type="dxa" w:w="4706"/>
+          </w:tcPr>
+          <w:p>
+            <w:r>
+              <w:rPr>
+                <w:b w:val="0"/>
+                <w:i w:val="0"/>
+                <w:sz w:val="17"/>
+              </w:rPr>
+              <w:t>Prière de renseigner toutes les informations du ménage dans la section 0 avant d'entamer les autres informations.</w:t>
+            </w:r>
+          </w:p>
+        </w:tc>
+      </w:tr>
+      <w:tr>
+        <w:tc>
+          <w:tcPr>
+            <w:tcW w:type="dxa" w:w="964"/>
+          </w:tcPr>
+          <w:p>
+            <w:r>
+              <w:rPr>
+                <w:b/>
+                <w:i w:val="0"/>
+                <w:color w:val="EA580C"/>
+                <w:sz w:val="16"/>
+              </w:rPr>
+              <w:t>Moyenne</w:t>
+            </w:r>
+          </w:p>
+        </w:tc>
+        <w:tc>
+          <w:tcPr>
+            <w:tcW w:type="dxa" w:w="1247"/>
+          </w:tcPr>
+          <w:p>
+            <w:r>
+              <w:rPr>
+                <w:b/>
+                <w:i w:val="0"/>
+                <w:sz w:val="16"/>
+              </w:rPr>
+              <w:t>S00</w:t>
+              <w:br/>
+            </w:r>
+            <w:r>
+              <w:rPr>
+                <w:b w:val="0"/>
+                <w:i w:val="0"/>
+                <w:color w:val="64748B"/>
+                <w:sz w:val="14"/>
+              </w:rPr>
+              <w:t>Identification</w:t>
+            </w:r>
+          </w:p>
+        </w:tc>
+        <w:tc>
+          <w:tcPr>
+            <w:tcW w:type="dxa" w:w="1531"/>
+          </w:tcPr>
+          <w:p>
+            <w:r>
+              <w:rPr>
+                <w:b/>
+                <w:i w:val="0"/>
+                <w:color w:val="16A34A"/>
+                <w:sz w:val="16"/>
+              </w:rPr>
+              <w:t>—</w:t>
+            </w:r>
+          </w:p>
+        </w:tc>
+        <w:tc>
+          <w:tcPr>
+            <w:tcW w:type="dxa" w:w="1191"/>
+          </w:tcPr>
+          <w:p>
+            <w:r>
+              <w:rPr>
+                <w:b w:val="0"/>
+                <w:i w:val="0"/>
+                <w:color w:val="64748B"/>
+                <w:sz w:val="16"/>
+              </w:rPr>
+              <w:t>GT-CQ</w:t>
+            </w:r>
+          </w:p>
+        </w:tc>
+        <w:tc>
+          <w:tcPr>
+            <w:tcW w:type="dxa" w:w="4706"/>
+          </w:tcPr>
+          <w:p>
+            <w:r>
+              <w:rPr>
+                <w:b w:val="0"/>
+                <w:i w:val="0"/>
+                <w:sz w:val="17"/>
+              </w:rPr>
+              <w:t>L'adresse ou la localisation du ménage doit être bien renseignée, ne doit pas contenir des numéros de téléphone et elle semble courte pour être une adresse.</w:t>
+            </w:r>
+          </w:p>
+        </w:tc>
+      </w:tr>
+      <w:tr>
+        <w:tc>
+          <w:tcPr>
+            <w:tcW w:type="dxa" w:w="964"/>
+          </w:tcPr>
+          <w:p>
+            <w:r>
+              <w:rPr>
+                <w:b/>
+                <w:i w:val="0"/>
+                <w:color w:val="EA580C"/>
+                <w:sz w:val="16"/>
+              </w:rPr>
+              <w:t>Moyenne</w:t>
+            </w:r>
+          </w:p>
+        </w:tc>
+        <w:tc>
+          <w:tcPr>
+            <w:tcW w:type="dxa" w:w="1247"/>
+          </w:tcPr>
+          <w:p>
+            <w:r>
+              <w:rPr>
+                <w:b/>
+                <w:i w:val="0"/>
+                <w:sz w:val="16"/>
+              </w:rPr>
+              <w:t>S00</w:t>
+              <w:br/>
+            </w:r>
+            <w:r>
+              <w:rPr>
+                <w:b w:val="0"/>
+                <w:i w:val="0"/>
+                <w:color w:val="64748B"/>
+                <w:sz w:val="14"/>
+              </w:rPr>
+              <w:t>Identification</w:t>
+            </w:r>
+          </w:p>
+        </w:tc>
+        <w:tc>
+          <w:tcPr>
+            <w:tcW w:type="dxa" w:w="1531"/>
+          </w:tcPr>
+          <w:p>
+            <w:r>
+              <w:rPr>
+                <w:b/>
+                <w:i w:val="0"/>
+                <w:color w:val="16A34A"/>
+                <w:sz w:val="16"/>
+              </w:rPr>
+              <w:t>—</w:t>
+            </w:r>
+          </w:p>
+        </w:tc>
+        <w:tc>
+          <w:tcPr>
+            <w:tcW w:type="dxa" w:w="1191"/>
+          </w:tcPr>
+          <w:p>
+            <w:r>
+              <w:rPr>
+                <w:b w:val="0"/>
+                <w:i w:val="0"/>
+                <w:color w:val="64748B"/>
+                <w:sz w:val="16"/>
+              </w:rPr>
+              <w:t>GT-CQ</w:t>
+            </w:r>
+          </w:p>
+        </w:tc>
+        <w:tc>
+          <w:tcPr>
+            <w:tcW w:type="dxa" w:w="4706"/>
+          </w:tcPr>
+          <w:p>
+            <w:r>
+              <w:rPr>
+                <w:b w:val="0"/>
+                <w:i w:val="0"/>
+                <w:sz w:val="17"/>
+              </w:rPr>
+              <w:t>Prière de renseigner la bonne adresse.Attention! Il manque des informations non renseignées dans la section 0, prière de regarder toutes les autres informations dans l'identification du ménage (IDENTIFICATION ET RENSEIGNEMENTS DE CONTROLE) ou dans OBSERVATIONS pour pouvoir renseigné toutes les questions liées au ménage.</w:t>
+            </w:r>
+          </w:p>
+        </w:tc>
+      </w:tr>
+      <w:tr>
+        <w:tc>
+          <w:tcPr>
+            <w:tcW w:type="dxa" w:w="964"/>
+          </w:tcPr>
+          <w:p>
+            <w:r>
+              <w:rPr>
+                <w:b/>
+                <w:i w:val="0"/>
+                <w:color w:val="EA580C"/>
+                <w:sz w:val="16"/>
+              </w:rPr>
+              <w:t>Moyenne</w:t>
+            </w:r>
+          </w:p>
+        </w:tc>
+        <w:tc>
+          <w:tcPr>
+            <w:tcW w:type="dxa" w:w="1247"/>
+          </w:tcPr>
+          <w:p>
+            <w:r>
+              <w:rPr>
+                <w:b/>
+                <w:i w:val="0"/>
+                <w:sz w:val="16"/>
+              </w:rPr>
+              <w:t>S00</w:t>
+              <w:br/>
+            </w:r>
+            <w:r>
+              <w:rPr>
+                <w:b w:val="0"/>
+                <w:i w:val="0"/>
+                <w:color w:val="64748B"/>
+                <w:sz w:val="14"/>
+              </w:rPr>
+              <w:t>Identification</w:t>
+            </w:r>
+          </w:p>
+        </w:tc>
+        <w:tc>
+          <w:tcPr>
+            <w:tcW w:type="dxa" w:w="1531"/>
+          </w:tcPr>
+          <w:p>
+            <w:r>
+              <w:rPr>
+                <w:b/>
+                <w:i w:val="0"/>
+                <w:color w:val="16A34A"/>
+                <w:sz w:val="16"/>
+              </w:rPr>
+              <w:t>s00q12a, s00q12b</w:t>
+            </w:r>
+          </w:p>
+        </w:tc>
+        <w:tc>
+          <w:tcPr>
+            <w:tcW w:type="dxa" w:w="1191"/>
+          </w:tcPr>
+          <w:p>
+            <w:r>
+              <w:rPr>
+                <w:b w:val="0"/>
+                <w:i w:val="0"/>
+                <w:color w:val="64748B"/>
+                <w:sz w:val="16"/>
+              </w:rPr>
+              <w:t>GT-CQ</w:t>
+            </w:r>
+          </w:p>
+        </w:tc>
+        <w:tc>
+          <w:tcPr>
+            <w:tcW w:type="dxa" w:w="4706"/>
+          </w:tcPr>
+          <w:p>
+            <w:r>
+              <w:rPr>
+                <w:b w:val="0"/>
+                <w:i w:val="0"/>
+                <w:sz w:val="17"/>
+              </w:rPr>
+              <w:t>Attention! Veillez bien renseigner le deuxième numero du chef de ménage(0.12b).</w:t>
+            </w:r>
+          </w:p>
+        </w:tc>
+      </w:tr>
+      <w:tr>
+        <w:tc>
+          <w:tcPr>
+            <w:tcW w:type="dxa" w:w="964"/>
+          </w:tcPr>
+          <w:p>
+            <w:r>
+              <w:rPr>
+                <w:b/>
+                <w:i w:val="0"/>
+                <w:color w:val="EA580C"/>
+                <w:sz w:val="16"/>
+              </w:rPr>
+              <w:t>Moyenne</w:t>
+            </w:r>
+          </w:p>
+        </w:tc>
+        <w:tc>
+          <w:tcPr>
+            <w:tcW w:type="dxa" w:w="1247"/>
+          </w:tcPr>
+          <w:p>
+            <w:r>
+              <w:rPr>
+                <w:b/>
+                <w:i w:val="0"/>
+                <w:sz w:val="16"/>
+              </w:rPr>
+              <w:t>S01</w:t>
+              <w:br/>
+            </w:r>
+            <w:r>
+              <w:rPr>
+                <w:b w:val="0"/>
+                <w:i w:val="0"/>
+                <w:color w:val="64748B"/>
+                <w:sz w:val="14"/>
+              </w:rPr>
+              <w:t>Démographie</w:t>
+            </w:r>
+          </w:p>
+        </w:tc>
+        <w:tc>
+          <w:tcPr>
+            <w:tcW w:type="dxa" w:w="1531"/>
+          </w:tcPr>
+          <w:p>
+            <w:r>
+              <w:rPr>
+                <w:b/>
+                <w:i w:val="0"/>
+                <w:color w:val="16A34A"/>
+                <w:sz w:val="16"/>
+              </w:rPr>
+              <w:t>—</w:t>
+            </w:r>
+          </w:p>
+        </w:tc>
+        <w:tc>
+          <w:tcPr>
+            <w:tcW w:type="dxa" w:w="1191"/>
+          </w:tcPr>
+          <w:p>
+            <w:r>
+              <w:rPr>
+                <w:b w:val="0"/>
+                <w:i w:val="0"/>
+                <w:color w:val="64748B"/>
+                <w:sz w:val="16"/>
+              </w:rPr>
+              <w:t>GT-CQ</w:t>
+            </w:r>
+          </w:p>
+        </w:tc>
+        <w:tc>
+          <w:tcPr>
+            <w:tcW w:type="dxa" w:w="4706"/>
+          </w:tcPr>
+          <w:p>
+            <w:r>
+              <w:rPr>
+                <w:b w:val="0"/>
+                <w:i w:val="0"/>
+                <w:sz w:val="17"/>
+              </w:rPr>
+              <w:t>Prière de verifier l'information donnée par Alpha Diallo ou corriger au niveau de la section 1.</w:t>
+            </w:r>
+          </w:p>
+        </w:tc>
+      </w:tr>
+      <w:tr>
+        <w:tc>
+          <w:tcPr>
+            <w:tcW w:type="dxa" w:w="964"/>
+          </w:tcPr>
+          <w:p>
+            <w:r>
+              <w:rPr>
+                <w:b/>
+                <w:i w:val="0"/>
+                <w:color w:val="EA580C"/>
+                <w:sz w:val="16"/>
+              </w:rPr>
+              <w:t>Moyenne</w:t>
+            </w:r>
+          </w:p>
+        </w:tc>
+        <w:tc>
+          <w:tcPr>
+            <w:tcW w:type="dxa" w:w="1247"/>
+          </w:tcPr>
+          <w:p>
+            <w:r>
+              <w:rPr>
+                <w:b/>
+                <w:i w:val="0"/>
+                <w:sz w:val="16"/>
+              </w:rPr>
+              <w:t>S01</w:t>
+              <w:br/>
+            </w:r>
+            <w:r>
+              <w:rPr>
+                <w:b w:val="0"/>
+                <w:i w:val="0"/>
+                <w:color w:val="64748B"/>
+                <w:sz w:val="14"/>
+              </w:rPr>
+              <w:t>Démographie</w:t>
+            </w:r>
+          </w:p>
+        </w:tc>
+        <w:tc>
+          <w:tcPr>
+            <w:tcW w:type="dxa" w:w="1531"/>
+          </w:tcPr>
+          <w:p>
+            <w:r>
+              <w:rPr>
+                <w:b/>
+                <w:i w:val="0"/>
+                <w:color w:val="16A34A"/>
+                <w:sz w:val="16"/>
+              </w:rPr>
+              <w:t>—</w:t>
+            </w:r>
+          </w:p>
+        </w:tc>
+        <w:tc>
+          <w:tcPr>
+            <w:tcW w:type="dxa" w:w="1191"/>
+          </w:tcPr>
+          <w:p>
+            <w:r>
+              <w:rPr>
+                <w:b w:val="0"/>
+                <w:i w:val="0"/>
+                <w:color w:val="64748B"/>
+                <w:sz w:val="16"/>
+              </w:rPr>
+              <w:t>GT-CQ</w:t>
+            </w:r>
+          </w:p>
+        </w:tc>
+        <w:tc>
+          <w:tcPr>
+            <w:tcW w:type="dxa" w:w="4706"/>
+          </w:tcPr>
+          <w:p>
+            <w:r>
+              <w:rPr>
+                <w:b w:val="0"/>
+                <w:i w:val="0"/>
+                <w:sz w:val="17"/>
+              </w:rPr>
+              <w:t>Prière de verifier l'information donnée par Ami Diallo ou corriger au niveau de la section 1.</w:t>
+            </w:r>
+          </w:p>
+        </w:tc>
+      </w:tr>
+      <w:tr>
+        <w:tc>
+          <w:tcPr>
+            <w:tcW w:type="dxa" w:w="964"/>
+          </w:tcPr>
+          <w:p>
+            <w:r>
+              <w:rPr>
+                <w:b/>
+                <w:i w:val="0"/>
+                <w:color w:val="EA580C"/>
+                <w:sz w:val="16"/>
+              </w:rPr>
+              <w:t>Moyenne</w:t>
+            </w:r>
+          </w:p>
+        </w:tc>
+        <w:tc>
+          <w:tcPr>
+            <w:tcW w:type="dxa" w:w="1247"/>
+          </w:tcPr>
+          <w:p>
+            <w:r>
+              <w:rPr>
+                <w:b/>
+                <w:i w:val="0"/>
+                <w:sz w:val="16"/>
+              </w:rPr>
+              <w:t>S01</w:t>
+              <w:br/>
+            </w:r>
+            <w:r>
+              <w:rPr>
+                <w:b w:val="0"/>
+                <w:i w:val="0"/>
+                <w:color w:val="64748B"/>
+                <w:sz w:val="14"/>
+              </w:rPr>
+              <w:t>Démographie</w:t>
+            </w:r>
+          </w:p>
+        </w:tc>
+        <w:tc>
+          <w:tcPr>
+            <w:tcW w:type="dxa" w:w="1531"/>
+          </w:tcPr>
+          <w:p>
+            <w:r>
+              <w:rPr>
+                <w:b/>
+                <w:i w:val="0"/>
+                <w:color w:val="16A34A"/>
+                <w:sz w:val="16"/>
+              </w:rPr>
+              <w:t>—</w:t>
+            </w:r>
+          </w:p>
+        </w:tc>
+        <w:tc>
+          <w:tcPr>
+            <w:tcW w:type="dxa" w:w="1191"/>
+          </w:tcPr>
+          <w:p>
+            <w:r>
+              <w:rPr>
+                <w:b w:val="0"/>
+                <w:i w:val="0"/>
+                <w:color w:val="64748B"/>
+                <w:sz w:val="16"/>
+              </w:rPr>
+              <w:t>GT-CQ</w:t>
+            </w:r>
+          </w:p>
+        </w:tc>
+        <w:tc>
+          <w:tcPr>
+            <w:tcW w:type="dxa" w:w="4706"/>
+          </w:tcPr>
+          <w:p>
+            <w:r>
+              <w:rPr>
+                <w:b w:val="0"/>
+                <w:i w:val="0"/>
+                <w:sz w:val="17"/>
+              </w:rPr>
+              <w:t>Prière de verifier l'information donnée par Fatouma Diallo ou corriger au niveau de la section 1.</w:t>
+            </w:r>
+          </w:p>
+        </w:tc>
+      </w:tr>
+      <w:tr>
+        <w:tc>
+          <w:tcPr>
+            <w:tcW w:type="dxa" w:w="964"/>
+          </w:tcPr>
+          <w:p>
+            <w:r>
+              <w:rPr>
+                <w:b/>
+                <w:i w:val="0"/>
+                <w:color w:val="EA580C"/>
+                <w:sz w:val="16"/>
+              </w:rPr>
+              <w:t>Moyenne</w:t>
+            </w:r>
+          </w:p>
+        </w:tc>
+        <w:tc>
+          <w:tcPr>
+            <w:tcW w:type="dxa" w:w="1247"/>
+          </w:tcPr>
+          <w:p>
+            <w:r>
+              <w:rPr>
+                <w:b/>
+                <w:i w:val="0"/>
+                <w:sz w:val="16"/>
+              </w:rPr>
+              <w:t>S01</w:t>
+              <w:br/>
+            </w:r>
+            <w:r>
+              <w:rPr>
+                <w:b w:val="0"/>
+                <w:i w:val="0"/>
+                <w:color w:val="64748B"/>
+                <w:sz w:val="14"/>
+              </w:rPr>
+              <w:t>Démographie</w:t>
+            </w:r>
+          </w:p>
+        </w:tc>
+        <w:tc>
+          <w:tcPr>
+            <w:tcW w:type="dxa" w:w="1531"/>
+          </w:tcPr>
+          <w:p>
+            <w:r>
+              <w:rPr>
+                <w:b/>
+                <w:i w:val="0"/>
+                <w:color w:val="16A34A"/>
+                <w:sz w:val="16"/>
+              </w:rPr>
+              <w:t>—</w:t>
+            </w:r>
+          </w:p>
+        </w:tc>
+        <w:tc>
+          <w:tcPr>
+            <w:tcW w:type="dxa" w:w="1191"/>
+          </w:tcPr>
+          <w:p>
+            <w:r>
+              <w:rPr>
+                <w:b w:val="0"/>
+                <w:i w:val="0"/>
+                <w:color w:val="64748B"/>
+                <w:sz w:val="16"/>
+              </w:rPr>
+              <w:t>GT-CQ</w:t>
+            </w:r>
+          </w:p>
+        </w:tc>
+        <w:tc>
+          <w:tcPr>
+            <w:tcW w:type="dxa" w:w="4706"/>
+          </w:tcPr>
+          <w:p>
+            <w:r>
+              <w:rPr>
+                <w:b w:val="0"/>
+                <w:i w:val="0"/>
+                <w:sz w:val="17"/>
+              </w:rPr>
+              <w:t>Prière de verifier l'information donnée par Mariama Diallo ou corriger au niveau de la section 1.</w:t>
+            </w:r>
+          </w:p>
+        </w:tc>
+      </w:tr>
+      <w:tr>
+        <w:tc>
+          <w:tcPr>
+            <w:tcW w:type="dxa" w:w="964"/>
+          </w:tcPr>
+          <w:p>
+            <w:r>
+              <w:rPr>
+                <w:b/>
+                <w:i w:val="0"/>
+                <w:color w:val="EA580C"/>
+                <w:sz w:val="16"/>
+              </w:rPr>
+              <w:t>Moyenne</w:t>
+            </w:r>
+          </w:p>
+        </w:tc>
+        <w:tc>
+          <w:tcPr>
+            <w:tcW w:type="dxa" w:w="1247"/>
+          </w:tcPr>
+          <w:p>
+            <w:r>
+              <w:rPr>
+                <w:b/>
+                <w:i w:val="0"/>
+                <w:sz w:val="16"/>
+              </w:rPr>
+              <w:t>S01</w:t>
+              <w:br/>
+            </w:r>
+            <w:r>
+              <w:rPr>
+                <w:b w:val="0"/>
+                <w:i w:val="0"/>
+                <w:color w:val="64748B"/>
+                <w:sz w:val="14"/>
+              </w:rPr>
+              <w:t>Démographie</w:t>
+            </w:r>
+          </w:p>
+        </w:tc>
+        <w:tc>
+          <w:tcPr>
+            <w:tcW w:type="dxa" w:w="1531"/>
+          </w:tcPr>
+          <w:p>
+            <w:r>
+              <w:rPr>
+                <w:b/>
+                <w:i w:val="0"/>
+                <w:color w:val="16A34A"/>
+                <w:sz w:val="16"/>
+              </w:rPr>
+              <w:t>—</w:t>
+            </w:r>
+          </w:p>
+        </w:tc>
+        <w:tc>
+          <w:tcPr>
+            <w:tcW w:type="dxa" w:w="1191"/>
+          </w:tcPr>
+          <w:p>
+            <w:r>
+              <w:rPr>
+                <w:b w:val="0"/>
+                <w:i w:val="0"/>
+                <w:color w:val="64748B"/>
+                <w:sz w:val="16"/>
+              </w:rPr>
+              <w:t>GT-CQ</w:t>
+            </w:r>
+          </w:p>
+        </w:tc>
+        <w:tc>
+          <w:tcPr>
+            <w:tcW w:type="dxa" w:w="4706"/>
+          </w:tcPr>
+          <w:p>
+            <w:r>
+              <w:rPr>
+                <w:b w:val="0"/>
+                <w:i w:val="0"/>
+                <w:sz w:val="17"/>
+              </w:rPr>
+              <w:t>Prière de verifier l'information donnée par Muhamed Ben Fall ou corriger au niveau de la section 1.</w:t>
+            </w:r>
+          </w:p>
+        </w:tc>
+      </w:tr>
+      <w:tr>
+        <w:tc>
+          <w:tcPr>
+            <w:tcW w:type="dxa" w:w="964"/>
+          </w:tcPr>
+          <w:p>
+            <w:r>
+              <w:rPr>
+                <w:b/>
+                <w:i w:val="0"/>
+                <w:color w:val="EA580C"/>
+                <w:sz w:val="16"/>
+              </w:rPr>
+              <w:t>Moyenne</w:t>
+            </w:r>
+          </w:p>
+        </w:tc>
+        <w:tc>
+          <w:tcPr>
+            <w:tcW w:type="dxa" w:w="1247"/>
+          </w:tcPr>
+          <w:p>
+            <w:r>
+              <w:rPr>
+                <w:b/>
+                <w:i w:val="0"/>
+                <w:sz w:val="16"/>
+              </w:rPr>
+              <w:t>S01</w:t>
+              <w:br/>
+            </w:r>
+            <w:r>
+              <w:rPr>
+                <w:b w:val="0"/>
+                <w:i w:val="0"/>
+                <w:color w:val="64748B"/>
+                <w:sz w:val="14"/>
+              </w:rPr>
+              <w:t>Démographie</w:t>
+            </w:r>
+          </w:p>
+        </w:tc>
+        <w:tc>
+          <w:tcPr>
+            <w:tcW w:type="dxa" w:w="1531"/>
+          </w:tcPr>
+          <w:p>
+            <w:r>
+              <w:rPr>
+                <w:b/>
+                <w:i w:val="0"/>
+                <w:color w:val="16A34A"/>
+                <w:sz w:val="16"/>
+              </w:rPr>
+              <w:t>—</w:t>
+            </w:r>
+          </w:p>
+        </w:tc>
+        <w:tc>
+          <w:tcPr>
+            <w:tcW w:type="dxa" w:w="1191"/>
+          </w:tcPr>
+          <w:p>
+            <w:r>
+              <w:rPr>
+                <w:b w:val="0"/>
+                <w:i w:val="0"/>
+                <w:color w:val="64748B"/>
+                <w:sz w:val="16"/>
+              </w:rPr>
+              <w:t>GT-CQ</w:t>
+            </w:r>
+          </w:p>
+        </w:tc>
+        <w:tc>
+          <w:tcPr>
+            <w:tcW w:type="dxa" w:w="4706"/>
+          </w:tcPr>
+          <w:p>
+            <w:r>
+              <w:rPr>
+                <w:b w:val="0"/>
+                <w:i w:val="0"/>
+                <w:sz w:val="17"/>
+              </w:rPr>
+              <w:t>Prière de verifier l'information donnée par Yaya Diallo ou corriger au niveau de la section 1.</w:t>
+            </w:r>
+          </w:p>
+        </w:tc>
+      </w:tr>
+      <w:tr>
+        <w:tc>
+          <w:tcPr>
+            <w:tcW w:type="dxa" w:w="964"/>
+          </w:tcPr>
+          <w:p>
+            <w:r>
+              <w:rPr>
+                <w:b/>
+                <w:i w:val="0"/>
+                <w:color w:val="EA580C"/>
+                <w:sz w:val="16"/>
+              </w:rPr>
+              <w:t>Moyenne</w:t>
+            </w:r>
+          </w:p>
+        </w:tc>
+        <w:tc>
+          <w:tcPr>
+            <w:tcW w:type="dxa" w:w="1247"/>
+          </w:tcPr>
+          <w:p>
+            <w:r>
+              <w:rPr>
+                <w:b/>
+                <w:i w:val="0"/>
+                <w:sz w:val="16"/>
+              </w:rPr>
+              <w:t>S01</w:t>
+              <w:br/>
+            </w:r>
+            <w:r>
+              <w:rPr>
+                <w:b w:val="0"/>
+                <w:i w:val="0"/>
+                <w:color w:val="64748B"/>
+                <w:sz w:val="14"/>
+              </w:rPr>
+              <w:t>Démographie</w:t>
+            </w:r>
+          </w:p>
+        </w:tc>
+        <w:tc>
+          <w:tcPr>
+            <w:tcW w:type="dxa" w:w="1531"/>
+          </w:tcPr>
+          <w:p>
+            <w:r>
+              <w:rPr>
+                <w:b/>
+                <w:i w:val="0"/>
+                <w:color w:val="16A34A"/>
+                <w:sz w:val="16"/>
+              </w:rPr>
+              <w:t>s01q02</w:t>
+            </w:r>
+          </w:p>
+        </w:tc>
+        <w:tc>
+          <w:tcPr>
+            <w:tcW w:type="dxa" w:w="1191"/>
+          </w:tcPr>
+          <w:p>
+            <w:r>
+              <w:rPr>
+                <w:b w:val="0"/>
+                <w:i w:val="0"/>
+                <w:color w:val="64748B"/>
+                <w:sz w:val="16"/>
+              </w:rPr>
+              <w:t>Natif SuSo</w:t>
+            </w:r>
+          </w:p>
+        </w:tc>
+        <w:tc>
+          <w:tcPr>
+            <w:tcW w:type="dxa" w:w="4706"/>
+          </w:tcPr>
+          <w:p>
+            <w:r>
+              <w:rPr>
+                <w:b w:val="0"/>
+                <w:i w:val="0"/>
+                <w:sz w:val="17"/>
+              </w:rPr>
+              <w:t>Incohérence. Il est peu probable qu'une femme soit chef de ménage alors que son conjoint vit dans le ménage. Veuillez vérifier.</w:t>
+            </w:r>
+          </w:p>
+        </w:tc>
+      </w:tr>
+      <w:tr>
+        <w:tc>
+          <w:tcPr>
+            <w:tcW w:type="dxa" w:w="964"/>
+          </w:tcPr>
+          <w:p>
+            <w:r>
+              <w:rPr>
+                <w:b/>
+                <w:i w:val="0"/>
+                <w:color w:val="EA580C"/>
+                <w:sz w:val="16"/>
+              </w:rPr>
+              <w:t>Moyenne</w:t>
+            </w:r>
+          </w:p>
+        </w:tc>
+        <w:tc>
+          <w:tcPr>
+            <w:tcW w:type="dxa" w:w="1247"/>
+          </w:tcPr>
+          <w:p>
+            <w:r>
+              <w:rPr>
+                <w:b/>
+                <w:i w:val="0"/>
+                <w:sz w:val="16"/>
+              </w:rPr>
               <w:t>S02</w:t>
               <w:br/>
             </w:r>
@@ -2254,7 +3424,7 @@
                 <w:color w:val="16A34A"/>
                 <w:sz w:val="16"/>
               </w:rPr>
-              <w:t>s01q32, s01q36, s01q38, s04q37_modif, s02q33, s02q34, s01q00b</w:t>
+              <w:t>s01q63, s00q04, s02q25, s01q00b, s02q17_2, s02q15_2</w:t>
             </w:r>
           </w:p>
         </w:tc>
@@ -2285,1447 +3455,7 @@
                 <w:i w:val="0"/>
                 <w:sz w:val="17"/>
               </w:rPr>
-              <w:t>Peu probable!!! Vu l'âge (22 ans) de Ami Diallo ou l'année à laquelle Ami Diallo a fréquenté l'école pour la dernière fois (2024) le dernier diplome de Ami Diallo ne peut être le Certificat d'études primaires (CEP), prière de corriger cette incohérence ou confirmer avec le QG.</w:t>
-            </w:r>
-          </w:p>
-        </w:tc>
-      </w:tr>
-      <w:tr>
-        <w:tc>
-          <w:tcPr>
-            <w:tcW w:type="dxa" w:w="964"/>
-          </w:tcPr>
-          <w:p>
-            <w:r>
-              <w:rPr>
-                <w:b/>
-                <w:i w:val="0"/>
-                <w:color w:val="DC2626"/>
-                <w:sz w:val="16"/>
-              </w:rPr>
-              <w:t>Haute</w:t>
-            </w:r>
-          </w:p>
-        </w:tc>
-        <w:tc>
-          <w:tcPr>
-            <w:tcW w:type="dxa" w:w="1247"/>
-          </w:tcPr>
-          <w:p>
-            <w:r>
-              <w:rPr>
-                <w:b/>
-                <w:i w:val="0"/>
-                <w:sz w:val="16"/>
-              </w:rPr>
-              <w:t>S11</w:t>
-              <w:br/>
-            </w:r>
-            <w:r>
-              <w:rPr>
-                <w:b w:val="0"/>
-                <w:i w:val="0"/>
-                <w:color w:val="64748B"/>
-                <w:sz w:val="14"/>
-              </w:rPr>
-              <w:t>Logement / cadre de vie</w:t>
-            </w:r>
-          </w:p>
-        </w:tc>
-        <w:tc>
-          <w:tcPr>
-            <w:tcW w:type="dxa" w:w="1531"/>
-          </w:tcPr>
-          <w:p>
-            <w:r>
-              <w:rPr>
-                <w:b/>
-                <w:i w:val="0"/>
-                <w:color w:val="16A34A"/>
-                <w:sz w:val="16"/>
-              </w:rPr>
-              <w:t>s01q00_0, s00q04, s03q38, s04q21, s04q51, s04q51_unite, s04q44, s04q65</w:t>
-            </w:r>
-          </w:p>
-        </w:tc>
-        <w:tc>
-          <w:tcPr>
-            <w:tcW w:type="dxa" w:w="1191"/>
-          </w:tcPr>
-          <w:p>
-            <w:r>
-              <w:rPr>
-                <w:b w:val="0"/>
-                <w:i w:val="0"/>
-                <w:color w:val="64748B"/>
-                <w:sz w:val="16"/>
-              </w:rPr>
-              <w:t>GT-CQ</w:t>
-            </w:r>
-          </w:p>
-        </w:tc>
-        <w:tc>
-          <w:tcPr>
-            <w:tcW w:type="dxa" w:w="4706"/>
-          </w:tcPr>
-          <w:p>
-            <w:r>
-              <w:rPr>
-                <w:b w:val="0"/>
-                <w:i w:val="0"/>
-                <w:sz w:val="17"/>
-              </w:rPr>
-              <w:t>Avertissement!! le montant de la dernière  facture du dernier mois pour chaine de télévision par câble, satellite, TNTest 35000 FCFA semble incoherent, prière de corriger ou confirmer avec le QG.</w:t>
-            </w:r>
-          </w:p>
-        </w:tc>
-      </w:tr>
-      <w:tr>
-        <w:tc>
-          <w:tcPr>
-            <w:tcW w:type="dxa" w:w="964"/>
-          </w:tcPr>
-          <w:p>
-            <w:r>
-              <w:rPr>
-                <w:b/>
-                <w:i w:val="0"/>
-                <w:color w:val="DC2626"/>
-                <w:sz w:val="16"/>
-              </w:rPr>
-              <w:t>Haute</w:t>
-            </w:r>
-          </w:p>
-        </w:tc>
-        <w:tc>
-          <w:tcPr>
-            <w:tcW w:type="dxa" w:w="1247"/>
-          </w:tcPr>
-          <w:p>
-            <w:r>
-              <w:rPr>
-                <w:b/>
-                <w:i w:val="0"/>
-                <w:sz w:val="16"/>
-              </w:rPr>
-              <w:t>S20</w:t>
-              <w:br/>
-            </w:r>
-            <w:r>
-              <w:rPr>
-                <w:b w:val="0"/>
-                <w:i w:val="0"/>
-                <w:color w:val="64748B"/>
-                <w:sz w:val="14"/>
-              </w:rPr>
-              <w:t>Gouvernance / autres</w:t>
-            </w:r>
-          </w:p>
-        </w:tc>
-        <w:tc>
-          <w:tcPr>
-            <w:tcW w:type="dxa" w:w="1531"/>
-          </w:tcPr>
-          <w:p>
-            <w:r>
-              <w:rPr>
-                <w:b/>
-                <w:i w:val="0"/>
-                <w:color w:val="16A34A"/>
-                <w:sz w:val="16"/>
-              </w:rPr>
-              <w:t>—</w:t>
-            </w:r>
-          </w:p>
-        </w:tc>
-        <w:tc>
-          <w:tcPr>
-            <w:tcW w:type="dxa" w:w="1191"/>
-          </w:tcPr>
-          <w:p>
-            <w:r>
-              <w:rPr>
-                <w:b w:val="0"/>
-                <w:i w:val="0"/>
-                <w:color w:val="64748B"/>
-                <w:sz w:val="16"/>
-              </w:rPr>
-              <w:t>GT-CQ</w:t>
-            </w:r>
-          </w:p>
-        </w:tc>
-        <w:tc>
-          <w:tcPr>
-            <w:tcW w:type="dxa" w:w="4706"/>
-          </w:tcPr>
-          <w:p>
-            <w:r>
-              <w:rPr>
-                <w:b w:val="0"/>
-                <w:i w:val="0"/>
-                <w:sz w:val="17"/>
-              </w:rPr>
-              <w:t>Incohérence détectée ! Le ménage a précédemment déclaré vivre « Bien » ou « Assez bien » selon son revenu en 20A.02.</w:t>
-            </w:r>
-          </w:p>
-        </w:tc>
-      </w:tr>
-      <w:tr>
-        <w:tc>
-          <w:tcPr>
-            <w:tcW w:type="dxa" w:w="964"/>
-          </w:tcPr>
-          <w:p>
-            <w:r>
-              <w:rPr>
-                <w:b/>
-                <w:i w:val="0"/>
-                <w:color w:val="EA580C"/>
-                <w:sz w:val="16"/>
-              </w:rPr>
-              <w:t>Moyenne</w:t>
-            </w:r>
-          </w:p>
-        </w:tc>
-        <w:tc>
-          <w:tcPr>
-            <w:tcW w:type="dxa" w:w="1247"/>
-          </w:tcPr>
-          <w:p>
-            <w:r>
-              <w:rPr>
-                <w:b/>
-                <w:i w:val="0"/>
-                <w:sz w:val="16"/>
-              </w:rPr>
-              <w:t>S00</w:t>
-              <w:br/>
-            </w:r>
-            <w:r>
-              <w:rPr>
-                <w:b w:val="0"/>
-                <w:i w:val="0"/>
-                <w:color w:val="64748B"/>
-                <w:sz w:val="14"/>
-              </w:rPr>
-              <w:t>Identification</w:t>
-            </w:r>
-          </w:p>
-        </w:tc>
-        <w:tc>
-          <w:tcPr>
-            <w:tcW w:type="dxa" w:w="1531"/>
-          </w:tcPr>
-          <w:p>
-            <w:r>
-              <w:rPr>
-                <w:b/>
-                <w:i w:val="0"/>
-                <w:color w:val="16A34A"/>
-                <w:sz w:val="16"/>
-              </w:rPr>
-              <w:t>s00q07a, s00q08, s00q10, s00q13_0, s00q15_0, s00q17_0, s00q23a, s00q23b</w:t>
-            </w:r>
-          </w:p>
-        </w:tc>
-        <w:tc>
-          <w:tcPr>
-            <w:tcW w:type="dxa" w:w="1191"/>
-          </w:tcPr>
-          <w:p>
-            <w:r>
-              <w:rPr>
-                <w:b w:val="0"/>
-                <w:i w:val="0"/>
-                <w:color w:val="64748B"/>
-                <w:sz w:val="16"/>
-              </w:rPr>
-              <w:t>GT-CQ</w:t>
-            </w:r>
-          </w:p>
-        </w:tc>
-        <w:tc>
-          <w:tcPr>
-            <w:tcW w:type="dxa" w:w="4706"/>
-          </w:tcPr>
-          <w:p>
-            <w:r>
-              <w:rPr>
-                <w:b w:val="0"/>
-                <w:i w:val="0"/>
-                <w:sz w:val="17"/>
-              </w:rPr>
-              <w:t>Prière de renseigner toutes les informations du ménage dans la section 0 avant d'entamer les autres informations.</w:t>
-            </w:r>
-          </w:p>
-        </w:tc>
-      </w:tr>
-      <w:tr>
-        <w:tc>
-          <w:tcPr>
-            <w:tcW w:type="dxa" w:w="964"/>
-          </w:tcPr>
-          <w:p>
-            <w:r>
-              <w:rPr>
-                <w:b/>
-                <w:i w:val="0"/>
-                <w:color w:val="EA580C"/>
-                <w:sz w:val="16"/>
-              </w:rPr>
-              <w:t>Moyenne</w:t>
-            </w:r>
-          </w:p>
-        </w:tc>
-        <w:tc>
-          <w:tcPr>
-            <w:tcW w:type="dxa" w:w="1247"/>
-          </w:tcPr>
-          <w:p>
-            <w:r>
-              <w:rPr>
-                <w:b/>
-                <w:i w:val="0"/>
-                <w:sz w:val="16"/>
-              </w:rPr>
-              <w:t>S00</w:t>
-              <w:br/>
-            </w:r>
-            <w:r>
-              <w:rPr>
-                <w:b w:val="0"/>
-                <w:i w:val="0"/>
-                <w:color w:val="64748B"/>
-                <w:sz w:val="14"/>
-              </w:rPr>
-              <w:t>Identification</w:t>
-            </w:r>
-          </w:p>
-        </w:tc>
-        <w:tc>
-          <w:tcPr>
-            <w:tcW w:type="dxa" w:w="1531"/>
-          </w:tcPr>
-          <w:p>
-            <w:r>
-              <w:rPr>
-                <w:b/>
-                <w:i w:val="0"/>
-                <w:color w:val="16A34A"/>
-                <w:sz w:val="16"/>
-              </w:rPr>
-              <w:t>—</w:t>
-            </w:r>
-          </w:p>
-        </w:tc>
-        <w:tc>
-          <w:tcPr>
-            <w:tcW w:type="dxa" w:w="1191"/>
-          </w:tcPr>
-          <w:p>
-            <w:r>
-              <w:rPr>
-                <w:b w:val="0"/>
-                <w:i w:val="0"/>
-                <w:color w:val="64748B"/>
-                <w:sz w:val="16"/>
-              </w:rPr>
-              <w:t>GT-CQ</w:t>
-            </w:r>
-          </w:p>
-        </w:tc>
-        <w:tc>
-          <w:tcPr>
-            <w:tcW w:type="dxa" w:w="4706"/>
-          </w:tcPr>
-          <w:p>
-            <w:r>
-              <w:rPr>
-                <w:b w:val="0"/>
-                <w:i w:val="0"/>
-                <w:sz w:val="17"/>
-              </w:rPr>
-              <w:t>L'adresse ou la localisation du ménage doit être bien renseignée, ne doit pas contenir des numéros de téléphone et elle semble courte pour être une adresse.</w:t>
-            </w:r>
-          </w:p>
-        </w:tc>
-      </w:tr>
-      <w:tr>
-        <w:tc>
-          <w:tcPr>
-            <w:tcW w:type="dxa" w:w="964"/>
-          </w:tcPr>
-          <w:p>
-            <w:r>
-              <w:rPr>
-                <w:b/>
-                <w:i w:val="0"/>
-                <w:color w:val="EA580C"/>
-                <w:sz w:val="16"/>
-              </w:rPr>
-              <w:t>Moyenne</w:t>
-            </w:r>
-          </w:p>
-        </w:tc>
-        <w:tc>
-          <w:tcPr>
-            <w:tcW w:type="dxa" w:w="1247"/>
-          </w:tcPr>
-          <w:p>
-            <w:r>
-              <w:rPr>
-                <w:b/>
-                <w:i w:val="0"/>
-                <w:sz w:val="16"/>
-              </w:rPr>
-              <w:t>S00</w:t>
-              <w:br/>
-            </w:r>
-            <w:r>
-              <w:rPr>
-                <w:b w:val="0"/>
-                <w:i w:val="0"/>
-                <w:color w:val="64748B"/>
-                <w:sz w:val="14"/>
-              </w:rPr>
-              <w:t>Identification</w:t>
-            </w:r>
-          </w:p>
-        </w:tc>
-        <w:tc>
-          <w:tcPr>
-            <w:tcW w:type="dxa" w:w="1531"/>
-          </w:tcPr>
-          <w:p>
-            <w:r>
-              <w:rPr>
-                <w:b/>
-                <w:i w:val="0"/>
-                <w:color w:val="16A34A"/>
-                <w:sz w:val="16"/>
-              </w:rPr>
-              <w:t>—</w:t>
-            </w:r>
-          </w:p>
-        </w:tc>
-        <w:tc>
-          <w:tcPr>
-            <w:tcW w:type="dxa" w:w="1191"/>
-          </w:tcPr>
-          <w:p>
-            <w:r>
-              <w:rPr>
-                <w:b w:val="0"/>
-                <w:i w:val="0"/>
-                <w:color w:val="64748B"/>
-                <w:sz w:val="16"/>
-              </w:rPr>
-              <w:t>GT-CQ</w:t>
-            </w:r>
-          </w:p>
-        </w:tc>
-        <w:tc>
-          <w:tcPr>
-            <w:tcW w:type="dxa" w:w="4706"/>
-          </w:tcPr>
-          <w:p>
-            <w:r>
-              <w:rPr>
-                <w:b w:val="0"/>
-                <w:i w:val="0"/>
-                <w:sz w:val="17"/>
-              </w:rPr>
-              <w:t>Prière de renseigner la bonne adresse.Attention! Il manque des informations non renseignées dans la section 0, prière de regarder toutes les autres informations dans l'identification du ménage (IDENTIFICATION ET RENSEIGNEMENTS DE CONTROLE) ou dans OBSERVATIONS pour pouvoir renseigné toutes les questions liées au ménage.</w:t>
-            </w:r>
-          </w:p>
-        </w:tc>
-      </w:tr>
-      <w:tr>
-        <w:tc>
-          <w:tcPr>
-            <w:tcW w:type="dxa" w:w="964"/>
-          </w:tcPr>
-          <w:p>
-            <w:r>
-              <w:rPr>
-                <w:b/>
-                <w:i w:val="0"/>
-                <w:color w:val="EA580C"/>
-                <w:sz w:val="16"/>
-              </w:rPr>
-              <w:t>Moyenne</w:t>
-            </w:r>
-          </w:p>
-        </w:tc>
-        <w:tc>
-          <w:tcPr>
-            <w:tcW w:type="dxa" w:w="1247"/>
-          </w:tcPr>
-          <w:p>
-            <w:r>
-              <w:rPr>
-                <w:b/>
-                <w:i w:val="0"/>
-                <w:sz w:val="16"/>
-              </w:rPr>
-              <w:t>S00</w:t>
-              <w:br/>
-            </w:r>
-            <w:r>
-              <w:rPr>
-                <w:b w:val="0"/>
-                <w:i w:val="0"/>
-                <w:color w:val="64748B"/>
-                <w:sz w:val="14"/>
-              </w:rPr>
-              <w:t>Identification</w:t>
-            </w:r>
-          </w:p>
-        </w:tc>
-        <w:tc>
-          <w:tcPr>
-            <w:tcW w:type="dxa" w:w="1531"/>
-          </w:tcPr>
-          <w:p>
-            <w:r>
-              <w:rPr>
-                <w:b/>
-                <w:i w:val="0"/>
-                <w:color w:val="16A34A"/>
-                <w:sz w:val="16"/>
-              </w:rPr>
-              <w:t>s00q12a, s00q12b</w:t>
-            </w:r>
-          </w:p>
-        </w:tc>
-        <w:tc>
-          <w:tcPr>
-            <w:tcW w:type="dxa" w:w="1191"/>
-          </w:tcPr>
-          <w:p>
-            <w:r>
-              <w:rPr>
-                <w:b w:val="0"/>
-                <w:i w:val="0"/>
-                <w:color w:val="64748B"/>
-                <w:sz w:val="16"/>
-              </w:rPr>
-              <w:t>GT-CQ</w:t>
-            </w:r>
-          </w:p>
-        </w:tc>
-        <w:tc>
-          <w:tcPr>
-            <w:tcW w:type="dxa" w:w="4706"/>
-          </w:tcPr>
-          <w:p>
-            <w:r>
-              <w:rPr>
-                <w:b w:val="0"/>
-                <w:i w:val="0"/>
-                <w:sz w:val="17"/>
-              </w:rPr>
-              <w:t>Attention! Veillez bien renseigner le deuxième numero du chef de ménage(0.12b).</w:t>
-            </w:r>
-          </w:p>
-        </w:tc>
-      </w:tr>
-      <w:tr>
-        <w:tc>
-          <w:tcPr>
-            <w:tcW w:type="dxa" w:w="964"/>
-          </w:tcPr>
-          <w:p>
-            <w:r>
-              <w:rPr>
-                <w:b/>
-                <w:i w:val="0"/>
-                <w:color w:val="EA580C"/>
-                <w:sz w:val="16"/>
-              </w:rPr>
-              <w:t>Moyenne</w:t>
-            </w:r>
-          </w:p>
-        </w:tc>
-        <w:tc>
-          <w:tcPr>
-            <w:tcW w:type="dxa" w:w="1247"/>
-          </w:tcPr>
-          <w:p>
-            <w:r>
-              <w:rPr>
-                <w:b/>
-                <w:i w:val="0"/>
-                <w:sz w:val="16"/>
-              </w:rPr>
-              <w:t>S01</w:t>
-              <w:br/>
-            </w:r>
-            <w:r>
-              <w:rPr>
-                <w:b w:val="0"/>
-                <w:i w:val="0"/>
-                <w:color w:val="64748B"/>
-                <w:sz w:val="14"/>
-              </w:rPr>
-              <w:t>Démographie</w:t>
-            </w:r>
-          </w:p>
-        </w:tc>
-        <w:tc>
-          <w:tcPr>
-            <w:tcW w:type="dxa" w:w="1531"/>
-          </w:tcPr>
-          <w:p>
-            <w:r>
-              <w:rPr>
-                <w:b/>
-                <w:i w:val="0"/>
-                <w:color w:val="16A34A"/>
-                <w:sz w:val="16"/>
-              </w:rPr>
-              <w:t>—</w:t>
-            </w:r>
-          </w:p>
-        </w:tc>
-        <w:tc>
-          <w:tcPr>
-            <w:tcW w:type="dxa" w:w="1191"/>
-          </w:tcPr>
-          <w:p>
-            <w:r>
-              <w:rPr>
-                <w:b w:val="0"/>
-                <w:i w:val="0"/>
-                <w:color w:val="64748B"/>
-                <w:sz w:val="16"/>
-              </w:rPr>
-              <w:t>GT-CQ</w:t>
-            </w:r>
-          </w:p>
-        </w:tc>
-        <w:tc>
-          <w:tcPr>
-            <w:tcW w:type="dxa" w:w="4706"/>
-          </w:tcPr>
-          <w:p>
-            <w:r>
-              <w:rPr>
-                <w:b w:val="0"/>
-                <w:i w:val="0"/>
-                <w:sz w:val="17"/>
-              </w:rPr>
-              <w:t>Prière de verifier l'information donnée par Alpha Diallo ou corriger au niveau de la section 1.</w:t>
-            </w:r>
-          </w:p>
-        </w:tc>
-      </w:tr>
-      <w:tr>
-        <w:tc>
-          <w:tcPr>
-            <w:tcW w:type="dxa" w:w="964"/>
-          </w:tcPr>
-          <w:p>
-            <w:r>
-              <w:rPr>
-                <w:b/>
-                <w:i w:val="0"/>
-                <w:color w:val="EA580C"/>
-                <w:sz w:val="16"/>
-              </w:rPr>
-              <w:t>Moyenne</w:t>
-            </w:r>
-          </w:p>
-        </w:tc>
-        <w:tc>
-          <w:tcPr>
-            <w:tcW w:type="dxa" w:w="1247"/>
-          </w:tcPr>
-          <w:p>
-            <w:r>
-              <w:rPr>
-                <w:b/>
-                <w:i w:val="0"/>
-                <w:sz w:val="16"/>
-              </w:rPr>
-              <w:t>S01</w:t>
-              <w:br/>
-            </w:r>
-            <w:r>
-              <w:rPr>
-                <w:b w:val="0"/>
-                <w:i w:val="0"/>
-                <w:color w:val="64748B"/>
-                <w:sz w:val="14"/>
-              </w:rPr>
-              <w:t>Démographie</w:t>
-            </w:r>
-          </w:p>
-        </w:tc>
-        <w:tc>
-          <w:tcPr>
-            <w:tcW w:type="dxa" w:w="1531"/>
-          </w:tcPr>
-          <w:p>
-            <w:r>
-              <w:rPr>
-                <w:b/>
-                <w:i w:val="0"/>
-                <w:color w:val="16A34A"/>
-                <w:sz w:val="16"/>
-              </w:rPr>
-              <w:t>—</w:t>
-            </w:r>
-          </w:p>
-        </w:tc>
-        <w:tc>
-          <w:tcPr>
-            <w:tcW w:type="dxa" w:w="1191"/>
-          </w:tcPr>
-          <w:p>
-            <w:r>
-              <w:rPr>
-                <w:b w:val="0"/>
-                <w:i w:val="0"/>
-                <w:color w:val="64748B"/>
-                <w:sz w:val="16"/>
-              </w:rPr>
-              <w:t>GT-CQ</w:t>
-            </w:r>
-          </w:p>
-        </w:tc>
-        <w:tc>
-          <w:tcPr>
-            <w:tcW w:type="dxa" w:w="4706"/>
-          </w:tcPr>
-          <w:p>
-            <w:r>
-              <w:rPr>
-                <w:b w:val="0"/>
-                <w:i w:val="0"/>
-                <w:sz w:val="17"/>
-              </w:rPr>
-              <w:t>Prière de verifier l'information donnée par Ami Diallo ou corriger au niveau de la section 1.</w:t>
-            </w:r>
-          </w:p>
-        </w:tc>
-      </w:tr>
-      <w:tr>
-        <w:tc>
-          <w:tcPr>
-            <w:tcW w:type="dxa" w:w="964"/>
-          </w:tcPr>
-          <w:p>
-            <w:r>
-              <w:rPr>
-                <w:b/>
-                <w:i w:val="0"/>
-                <w:color w:val="EA580C"/>
-                <w:sz w:val="16"/>
-              </w:rPr>
-              <w:t>Moyenne</w:t>
-            </w:r>
-          </w:p>
-        </w:tc>
-        <w:tc>
-          <w:tcPr>
-            <w:tcW w:type="dxa" w:w="1247"/>
-          </w:tcPr>
-          <w:p>
-            <w:r>
-              <w:rPr>
-                <w:b/>
-                <w:i w:val="0"/>
-                <w:sz w:val="16"/>
-              </w:rPr>
-              <w:t>S01</w:t>
-              <w:br/>
-            </w:r>
-            <w:r>
-              <w:rPr>
-                <w:b w:val="0"/>
-                <w:i w:val="0"/>
-                <w:color w:val="64748B"/>
-                <w:sz w:val="14"/>
-              </w:rPr>
-              <w:t>Démographie</w:t>
-            </w:r>
-          </w:p>
-        </w:tc>
-        <w:tc>
-          <w:tcPr>
-            <w:tcW w:type="dxa" w:w="1531"/>
-          </w:tcPr>
-          <w:p>
-            <w:r>
-              <w:rPr>
-                <w:b/>
-                <w:i w:val="0"/>
-                <w:color w:val="16A34A"/>
-                <w:sz w:val="16"/>
-              </w:rPr>
-              <w:t>—</w:t>
-            </w:r>
-          </w:p>
-        </w:tc>
-        <w:tc>
-          <w:tcPr>
-            <w:tcW w:type="dxa" w:w="1191"/>
-          </w:tcPr>
-          <w:p>
-            <w:r>
-              <w:rPr>
-                <w:b w:val="0"/>
-                <w:i w:val="0"/>
-                <w:color w:val="64748B"/>
-                <w:sz w:val="16"/>
-              </w:rPr>
-              <w:t>GT-CQ</w:t>
-            </w:r>
-          </w:p>
-        </w:tc>
-        <w:tc>
-          <w:tcPr>
-            <w:tcW w:type="dxa" w:w="4706"/>
-          </w:tcPr>
-          <w:p>
-            <w:r>
-              <w:rPr>
-                <w:b w:val="0"/>
-                <w:i w:val="0"/>
-                <w:sz w:val="17"/>
-              </w:rPr>
-              <w:t>Prière de verifier l'information donnée par Fatouma Diallo ou corriger au niveau de la section 1.</w:t>
-            </w:r>
-          </w:p>
-        </w:tc>
-      </w:tr>
-      <w:tr>
-        <w:tc>
-          <w:tcPr>
-            <w:tcW w:type="dxa" w:w="964"/>
-          </w:tcPr>
-          <w:p>
-            <w:r>
-              <w:rPr>
-                <w:b/>
-                <w:i w:val="0"/>
-                <w:color w:val="EA580C"/>
-                <w:sz w:val="16"/>
-              </w:rPr>
-              <w:t>Moyenne</w:t>
-            </w:r>
-          </w:p>
-        </w:tc>
-        <w:tc>
-          <w:tcPr>
-            <w:tcW w:type="dxa" w:w="1247"/>
-          </w:tcPr>
-          <w:p>
-            <w:r>
-              <w:rPr>
-                <w:b/>
-                <w:i w:val="0"/>
-                <w:sz w:val="16"/>
-              </w:rPr>
-              <w:t>S01</w:t>
-              <w:br/>
-            </w:r>
-            <w:r>
-              <w:rPr>
-                <w:b w:val="0"/>
-                <w:i w:val="0"/>
-                <w:color w:val="64748B"/>
-                <w:sz w:val="14"/>
-              </w:rPr>
-              <w:t>Démographie</w:t>
-            </w:r>
-          </w:p>
-        </w:tc>
-        <w:tc>
-          <w:tcPr>
-            <w:tcW w:type="dxa" w:w="1531"/>
-          </w:tcPr>
-          <w:p>
-            <w:r>
-              <w:rPr>
-                <w:b/>
-                <w:i w:val="0"/>
-                <w:color w:val="16A34A"/>
-                <w:sz w:val="16"/>
-              </w:rPr>
-              <w:t>—</w:t>
-            </w:r>
-          </w:p>
-        </w:tc>
-        <w:tc>
-          <w:tcPr>
-            <w:tcW w:type="dxa" w:w="1191"/>
-          </w:tcPr>
-          <w:p>
-            <w:r>
-              <w:rPr>
-                <w:b w:val="0"/>
-                <w:i w:val="0"/>
-                <w:color w:val="64748B"/>
-                <w:sz w:val="16"/>
-              </w:rPr>
-              <w:t>GT-CQ</w:t>
-            </w:r>
-          </w:p>
-        </w:tc>
-        <w:tc>
-          <w:tcPr>
-            <w:tcW w:type="dxa" w:w="4706"/>
-          </w:tcPr>
-          <w:p>
-            <w:r>
-              <w:rPr>
-                <w:b w:val="0"/>
-                <w:i w:val="0"/>
-                <w:sz w:val="17"/>
-              </w:rPr>
-              <w:t>Prière de verifier l'information donnée par Mariama Diallo ou corriger au niveau de la section 1.</w:t>
-            </w:r>
-          </w:p>
-        </w:tc>
-      </w:tr>
-      <w:tr>
-        <w:tc>
-          <w:tcPr>
-            <w:tcW w:type="dxa" w:w="964"/>
-          </w:tcPr>
-          <w:p>
-            <w:r>
-              <w:rPr>
-                <w:b/>
-                <w:i w:val="0"/>
-                <w:color w:val="EA580C"/>
-                <w:sz w:val="16"/>
-              </w:rPr>
-              <w:t>Moyenne</w:t>
-            </w:r>
-          </w:p>
-        </w:tc>
-        <w:tc>
-          <w:tcPr>
-            <w:tcW w:type="dxa" w:w="1247"/>
-          </w:tcPr>
-          <w:p>
-            <w:r>
-              <w:rPr>
-                <w:b/>
-                <w:i w:val="0"/>
-                <w:sz w:val="16"/>
-              </w:rPr>
-              <w:t>S01</w:t>
-              <w:br/>
-            </w:r>
-            <w:r>
-              <w:rPr>
-                <w:b w:val="0"/>
-                <w:i w:val="0"/>
-                <w:color w:val="64748B"/>
-                <w:sz w:val="14"/>
-              </w:rPr>
-              <w:t>Démographie</w:t>
-            </w:r>
-          </w:p>
-        </w:tc>
-        <w:tc>
-          <w:tcPr>
-            <w:tcW w:type="dxa" w:w="1531"/>
-          </w:tcPr>
-          <w:p>
-            <w:r>
-              <w:rPr>
-                <w:b/>
-                <w:i w:val="0"/>
-                <w:color w:val="16A34A"/>
-                <w:sz w:val="16"/>
-              </w:rPr>
-              <w:t>—</w:t>
-            </w:r>
-          </w:p>
-        </w:tc>
-        <w:tc>
-          <w:tcPr>
-            <w:tcW w:type="dxa" w:w="1191"/>
-          </w:tcPr>
-          <w:p>
-            <w:r>
-              <w:rPr>
-                <w:b w:val="0"/>
-                <w:i w:val="0"/>
-                <w:color w:val="64748B"/>
-                <w:sz w:val="16"/>
-              </w:rPr>
-              <w:t>GT-CQ</w:t>
-            </w:r>
-          </w:p>
-        </w:tc>
-        <w:tc>
-          <w:tcPr>
-            <w:tcW w:type="dxa" w:w="4706"/>
-          </w:tcPr>
-          <w:p>
-            <w:r>
-              <w:rPr>
-                <w:b w:val="0"/>
-                <w:i w:val="0"/>
-                <w:sz w:val="17"/>
-              </w:rPr>
-              <w:t>Prière de verifier l'information donnée par Muhamed Ben Fall ou corriger au niveau de la section 1.</w:t>
-            </w:r>
-          </w:p>
-        </w:tc>
-      </w:tr>
-      <w:tr>
-        <w:tc>
-          <w:tcPr>
-            <w:tcW w:type="dxa" w:w="964"/>
-          </w:tcPr>
-          <w:p>
-            <w:r>
-              <w:rPr>
-                <w:b/>
-                <w:i w:val="0"/>
-                <w:color w:val="EA580C"/>
-                <w:sz w:val="16"/>
-              </w:rPr>
-              <w:t>Moyenne</w:t>
-            </w:r>
-          </w:p>
-        </w:tc>
-        <w:tc>
-          <w:tcPr>
-            <w:tcW w:type="dxa" w:w="1247"/>
-          </w:tcPr>
-          <w:p>
-            <w:r>
-              <w:rPr>
-                <w:b/>
-                <w:i w:val="0"/>
-                <w:sz w:val="16"/>
-              </w:rPr>
-              <w:t>S01</w:t>
-              <w:br/>
-            </w:r>
-            <w:r>
-              <w:rPr>
-                <w:b w:val="0"/>
-                <w:i w:val="0"/>
-                <w:color w:val="64748B"/>
-                <w:sz w:val="14"/>
-              </w:rPr>
-              <w:t>Démographie</w:t>
-            </w:r>
-          </w:p>
-        </w:tc>
-        <w:tc>
-          <w:tcPr>
-            <w:tcW w:type="dxa" w:w="1531"/>
-          </w:tcPr>
-          <w:p>
-            <w:r>
-              <w:rPr>
-                <w:b/>
-                <w:i w:val="0"/>
-                <w:color w:val="16A34A"/>
-                <w:sz w:val="16"/>
-              </w:rPr>
-              <w:t>—</w:t>
-            </w:r>
-          </w:p>
-        </w:tc>
-        <w:tc>
-          <w:tcPr>
-            <w:tcW w:type="dxa" w:w="1191"/>
-          </w:tcPr>
-          <w:p>
-            <w:r>
-              <w:rPr>
-                <w:b w:val="0"/>
-                <w:i w:val="0"/>
-                <w:color w:val="64748B"/>
-                <w:sz w:val="16"/>
-              </w:rPr>
-              <w:t>GT-CQ</w:t>
-            </w:r>
-          </w:p>
-        </w:tc>
-        <w:tc>
-          <w:tcPr>
-            <w:tcW w:type="dxa" w:w="4706"/>
-          </w:tcPr>
-          <w:p>
-            <w:r>
-              <w:rPr>
-                <w:b w:val="0"/>
-                <w:i w:val="0"/>
-                <w:sz w:val="17"/>
-              </w:rPr>
-              <w:t>Prière de verifier l'information donnée par Yaya Diallo ou corriger au niveau de la section 1.</w:t>
-            </w:r>
-          </w:p>
-        </w:tc>
-      </w:tr>
-      <w:tr>
-        <w:tc>
-          <w:tcPr>
-            <w:tcW w:type="dxa" w:w="964"/>
-          </w:tcPr>
-          <w:p>
-            <w:r>
-              <w:rPr>
-                <w:b/>
-                <w:i w:val="0"/>
-                <w:color w:val="EA580C"/>
-                <w:sz w:val="16"/>
-              </w:rPr>
-              <w:t>Moyenne</w:t>
-            </w:r>
-          </w:p>
-        </w:tc>
-        <w:tc>
-          <w:tcPr>
-            <w:tcW w:type="dxa" w:w="1247"/>
-          </w:tcPr>
-          <w:p>
-            <w:r>
-              <w:rPr>
-                <w:b/>
-                <w:i w:val="0"/>
-                <w:sz w:val="16"/>
-              </w:rPr>
-              <w:t>S01</w:t>
-              <w:br/>
-            </w:r>
-            <w:r>
-              <w:rPr>
-                <w:b w:val="0"/>
-                <w:i w:val="0"/>
-                <w:color w:val="64748B"/>
-                <w:sz w:val="14"/>
-              </w:rPr>
-              <w:t>Démographie</w:t>
-            </w:r>
-          </w:p>
-        </w:tc>
-        <w:tc>
-          <w:tcPr>
-            <w:tcW w:type="dxa" w:w="1531"/>
-          </w:tcPr>
-          <w:p>
-            <w:r>
-              <w:rPr>
-                <w:b/>
-                <w:i w:val="0"/>
-                <w:color w:val="16A34A"/>
-                <w:sz w:val="16"/>
-              </w:rPr>
-              <w:t>s01q02</w:t>
-            </w:r>
-          </w:p>
-        </w:tc>
-        <w:tc>
-          <w:tcPr>
-            <w:tcW w:type="dxa" w:w="1191"/>
-          </w:tcPr>
-          <w:p>
-            <w:r>
-              <w:rPr>
-                <w:b w:val="0"/>
-                <w:i w:val="0"/>
-                <w:color w:val="64748B"/>
-                <w:sz w:val="16"/>
-              </w:rPr>
-              <w:t>Natif SuSo</w:t>
-            </w:r>
-          </w:p>
-        </w:tc>
-        <w:tc>
-          <w:tcPr>
-            <w:tcW w:type="dxa" w:w="4706"/>
-          </w:tcPr>
-          <w:p>
-            <w:r>
-              <w:rPr>
-                <w:b w:val="0"/>
-                <w:i w:val="0"/>
-                <w:sz w:val="17"/>
-              </w:rPr>
-              <w:t>Incohérence. Il est peu probable qu'une femme soit chef de ménage alors que son conjoint vit dans le ménage. Veuillez vérifier.</w:t>
-            </w:r>
-          </w:p>
-        </w:tc>
-      </w:tr>
-      <w:tr>
-        <w:tc>
-          <w:tcPr>
-            <w:tcW w:type="dxa" w:w="964"/>
-          </w:tcPr>
-          <w:p>
-            <w:r>
-              <w:rPr>
-                <w:b/>
-                <w:i w:val="0"/>
-                <w:color w:val="EA580C"/>
-                <w:sz w:val="16"/>
-              </w:rPr>
-              <w:t>Moyenne</w:t>
-            </w:r>
-          </w:p>
-        </w:tc>
-        <w:tc>
-          <w:tcPr>
-            <w:tcW w:type="dxa" w:w="1247"/>
-          </w:tcPr>
-          <w:p>
-            <w:r>
-              <w:rPr>
-                <w:b/>
-                <w:i w:val="0"/>
-                <w:sz w:val="16"/>
-              </w:rPr>
-              <w:t>S02</w:t>
-              <w:br/>
-            </w:r>
-            <w:r>
-              <w:rPr>
-                <w:b w:val="0"/>
-                <w:i w:val="0"/>
-                <w:color w:val="64748B"/>
-                <w:sz w:val="14"/>
-              </w:rPr>
-              <w:t>Éducation</w:t>
-            </w:r>
-          </w:p>
-        </w:tc>
-        <w:tc>
-          <w:tcPr>
-            <w:tcW w:type="dxa" w:w="1531"/>
-          </w:tcPr>
-          <w:p>
-            <w:r>
-              <w:rPr>
-                <w:b/>
-                <w:i w:val="0"/>
-                <w:color w:val="16A34A"/>
-                <w:sz w:val="16"/>
-              </w:rPr>
-              <w:t>—</w:t>
-            </w:r>
-          </w:p>
-        </w:tc>
-        <w:tc>
-          <w:tcPr>
-            <w:tcW w:type="dxa" w:w="1191"/>
-          </w:tcPr>
-          <w:p>
-            <w:r>
-              <w:rPr>
-                <w:b w:val="0"/>
-                <w:i w:val="0"/>
-                <w:color w:val="64748B"/>
-                <w:sz w:val="16"/>
-              </w:rPr>
-              <w:t>GT-CQ</w:t>
-            </w:r>
-          </w:p>
-        </w:tc>
-        <w:tc>
-          <w:tcPr>
-            <w:tcW w:type="dxa" w:w="4706"/>
-          </w:tcPr>
-          <w:p>
-            <w:r>
-              <w:rPr>
-                <w:b w:val="0"/>
-                <w:i w:val="0"/>
-                <w:sz w:val="17"/>
-              </w:rPr>
-              <w:t>veuillez, s'il vous plait, confirmer les frais de scolarité ( 3000 FCFA) payée de Fatouma Diallo avec le QG ou apporter les corrections nécessaires.</w:t>
-            </w:r>
-          </w:p>
-        </w:tc>
-      </w:tr>
-      <w:tr>
-        <w:tc>
-          <w:tcPr>
-            <w:tcW w:type="dxa" w:w="964"/>
-          </w:tcPr>
-          <w:p>
-            <w:r>
-              <w:rPr>
-                <w:b/>
-                <w:i w:val="0"/>
-                <w:color w:val="EA580C"/>
-                <w:sz w:val="16"/>
-              </w:rPr>
-              <w:t>Moyenne</w:t>
-            </w:r>
-          </w:p>
-        </w:tc>
-        <w:tc>
-          <w:tcPr>
-            <w:tcW w:type="dxa" w:w="1247"/>
-          </w:tcPr>
-          <w:p>
-            <w:r>
-              <w:rPr>
-                <w:b/>
-                <w:i w:val="0"/>
-                <w:sz w:val="16"/>
-              </w:rPr>
-              <w:t>S02</w:t>
-              <w:br/>
-            </w:r>
-            <w:r>
-              <w:rPr>
-                <w:b w:val="0"/>
-                <w:i w:val="0"/>
-                <w:color w:val="64748B"/>
-                <w:sz w:val="14"/>
-              </w:rPr>
-              <w:t>Éducation</w:t>
-            </w:r>
-          </w:p>
-        </w:tc>
-        <w:tc>
-          <w:tcPr>
-            <w:tcW w:type="dxa" w:w="1531"/>
-          </w:tcPr>
-          <w:p>
-            <w:r>
-              <w:rPr>
-                <w:b/>
-                <w:i w:val="0"/>
-                <w:color w:val="16A34A"/>
-                <w:sz w:val="16"/>
-              </w:rPr>
-              <w:t>s01q63, s00q04, s02q25, s01q00b, s02q17_2, s02q15_2</w:t>
-            </w:r>
-          </w:p>
-        </w:tc>
-        <w:tc>
-          <w:tcPr>
-            <w:tcW w:type="dxa" w:w="1191"/>
-          </w:tcPr>
-          <w:p>
-            <w:r>
-              <w:rPr>
-                <w:b w:val="0"/>
-                <w:i w:val="0"/>
-                <w:color w:val="64748B"/>
-                <w:sz w:val="16"/>
-              </w:rPr>
-              <w:t>GT-CQ</w:t>
-            </w:r>
-          </w:p>
-        </w:tc>
-        <w:tc>
-          <w:tcPr>
-            <w:tcW w:type="dxa" w:w="4706"/>
-          </w:tcPr>
-          <w:p>
-            <w:r>
-              <w:rPr>
-                <w:b w:val="0"/>
-                <w:i w:val="0"/>
-                <w:sz w:val="17"/>
-              </w:rPr>
               <w:t>Dans les milieux urbains c'est peu probable de voir une école dont les élèves ou étudiants ne dépensent pas en frais d'uniformes, prière de verifier pour Fatouma Diallo qui fréquente 4ème année de Primaire et corriger ou confirmer avec le QG.</w:t>
-            </w:r>
-          </w:p>
-        </w:tc>
-      </w:tr>
-      <w:tr>
-        <w:tc>
-          <w:tcPr>
-            <w:tcW w:type="dxa" w:w="964"/>
-          </w:tcPr>
-          <w:p>
-            <w:r>
-              <w:rPr>
-                <w:b/>
-                <w:i w:val="0"/>
-                <w:color w:val="EA580C"/>
-                <w:sz w:val="16"/>
-              </w:rPr>
-              <w:t>Moyenne</w:t>
-            </w:r>
-          </w:p>
-        </w:tc>
-        <w:tc>
-          <w:tcPr>
-            <w:tcW w:type="dxa" w:w="1247"/>
-          </w:tcPr>
-          <w:p>
-            <w:r>
-              <w:rPr>
-                <w:b/>
-                <w:i w:val="0"/>
-                <w:sz w:val="16"/>
-              </w:rPr>
-              <w:t>S02</w:t>
-              <w:br/>
-            </w:r>
-            <w:r>
-              <w:rPr>
-                <w:b w:val="0"/>
-                <w:i w:val="0"/>
-                <w:color w:val="64748B"/>
-                <w:sz w:val="14"/>
-              </w:rPr>
-              <w:t>Éducation</w:t>
-            </w:r>
-          </w:p>
-        </w:tc>
-        <w:tc>
-          <w:tcPr>
-            <w:tcW w:type="dxa" w:w="1531"/>
-          </w:tcPr>
-          <w:p>
-            <w:r>
-              <w:rPr>
-                <w:b/>
-                <w:i w:val="0"/>
-                <w:color w:val="16A34A"/>
-                <w:sz w:val="16"/>
-              </w:rPr>
-              <w:t>—</w:t>
-            </w:r>
-          </w:p>
-        </w:tc>
-        <w:tc>
-          <w:tcPr>
-            <w:tcW w:type="dxa" w:w="1191"/>
-          </w:tcPr>
-          <w:p>
-            <w:r>
-              <w:rPr>
-                <w:b w:val="0"/>
-                <w:i w:val="0"/>
-                <w:color w:val="64748B"/>
-                <w:sz w:val="16"/>
-              </w:rPr>
-              <w:t>GT-CQ</w:t>
-            </w:r>
-          </w:p>
-        </w:tc>
-        <w:tc>
-          <w:tcPr>
-            <w:tcW w:type="dxa" w:w="4706"/>
-          </w:tcPr>
-          <w:p>
-            <w:r>
-              <w:rPr>
-                <w:b w:val="0"/>
-                <w:i w:val="0"/>
-                <w:sz w:val="17"/>
-              </w:rPr>
-              <w:t>veuillez, s'il vous plait, confirmer les frais de scolarité ( 5000 FCFA) payée de Mariama Diallo avec le QG ou apporter les corrections nécessaires.</w:t>
             </w:r>
           </w:p>
         </w:tc>
